--- a/01_模板/内评简评报告通用模板_v1.1.docx
+++ b/01_模板/内评简评报告通用模板_v1.1.docx
@@ -16,6 +16,12 @@
         </w:rPr>
         <w:t>{{企业全称}}  主体：【{{内部评级代码}}】</w:t>
       </w:r>
+    </w:p>
+    <w:p>
+      <w:pPr>
+        <w:spacing w:lineRule="auto" w:line="276" w:before="0" w:after="0"/>
+        <w:ind w:firstLineChars="200" w:firstLine="420"/>
+      </w:pPr>
     </w:p>
     <w:p>
       <w:pPr>
@@ -78,6 +84,12 @@
         <w:spacing w:lineRule="auto" w:line="276" w:before="0" w:after="0"/>
         <w:ind w:firstLineChars="200" w:firstLine="420"/>
       </w:pPr>
+    </w:p>
+    <w:p>
+      <w:pPr>
+        <w:spacing w:lineRule="auto" w:line="276" w:before="0" w:after="0"/>
+        <w:ind w:firstLineChars="200" w:firstLine="420"/>
+      </w:pPr>
       <w:r>
         <w:rPr>
           <w:rFonts w:ascii="楷体_GB2312" w:hAnsi="楷体_GB2312" w:eastAsia="楷体_GB2312"/>
@@ -132,6 +144,12 @@
     <w:p>
       <w:pPr>
         <w:spacing w:lineRule="auto" w:line="276" w:before="0" w:after="0"/>
+        <w:ind w:firstLineChars="200" w:firstLine="420"/>
+      </w:pPr>
+    </w:p>
+    <w:p>
+      <w:pPr>
+        <w:spacing w:lineRule="auto" w:line="276" w:before="0" w:after="0"/>
         <w:jc w:val="left"/>
         <w:ind w:firstLineChars="200" w:firstLine="420"/>
       </w:pPr>
@@ -157,6 +175,12 @@
         </w:rPr>
         <w:t>{{基本情况：成立时间与前身 → 主营与功能定位 → 注册资本、实收资本、股东及持股比例、实际控制人 → 报告期内股权或控制权变动 → 增资到位、上市状态、外部主体评级、并表子公司数量}}</w:t>
       </w:r>
+    </w:p>
+    <w:p>
+      <w:pPr>
+        <w:spacing w:lineRule="auto" w:line="276" w:before="0" w:after="0"/>
+        <w:ind w:firstLineChars="200" w:firstLine="420"/>
+      </w:pPr>
     </w:p>
     <w:p>
       <w:pPr>
@@ -212,24 +236,44 @@
     <w:tbl>
       <w:tblPr>
         <w:tblStyle w:val="TableGrid"/>
-        <w:tblW w:type="auto" w:w="0"/>
+        <w:tblW w:type="dxa" w:w="8318"/>
         <w:jc w:val="center"/>
+        <w:tblBorders>
+          <w:top w:val="single" w:sz="12" w:space="0" w:color="000000"/>
+          <w:left w:val="none" w:sz="0" w:space="0" w:color="000000"/>
+          <w:bottom w:val="single" w:sz="12" w:space="0" w:color="000000"/>
+          <w:right w:val="none" w:sz="0" w:space="0" w:color="000000"/>
+          <w:insideH w:val="single" w:sz="4" w:space="0" w:color="000000"/>
+          <w:insideV w:val="single" w:sz="4" w:space="0" w:color="000000"/>
+        </w:tblBorders>
+        <w:tblLayout w:type="fixed"/>
+        <w:tblCellMar>
+          <w:top w:w="0" w:type="dxa"/>
+          <w:left w:w="108" w:type="dxa"/>
+          <w:bottom w:w="0" w:type="dxa"/>
+          <w:right w:w="108" w:type="dxa"/>
+        </w:tblCellMar>
         <w:tblLook w:firstColumn="1" w:firstRow="1" w:lastColumn="0" w:lastRow="0" w:noHBand="0" w:noVBand="1" w:val="04A0"/>
       </w:tblPr>
       <w:tblGrid>
-        <w:gridCol w:w="2078"/>
-        <w:gridCol w:w="2078"/>
-        <w:gridCol w:w="2078"/>
-        <w:gridCol w:w="2078"/>
+        <w:gridCol w:w="2716"/>
+        <w:gridCol w:w="2166"/>
+        <w:gridCol w:w="1718"/>
+        <w:gridCol w:w="1718"/>
       </w:tblGrid>
       <w:tr>
+        <w:trPr>
+          <w:cantSplit/>
+          <w:trHeight w:val="227" w:hRule="atLeast"/>
+        </w:trPr>
         <w:tc>
           <w:tcPr>
-            <w:tcW w:type="dxa" w:w="3061"/>
+            <w:tcW w:type="dxa" w:w="2716"/>
+            <w:vAlign w:val="center"/>
           </w:tcPr>
           <w:p>
             <w:pPr>
-              <w:spacing w:line="240" w:lineRule="auto" w:before="0" w:after="0"/>
+              <w:spacing w:lineRule="auto" w:line="276" w:before="0" w:after="0"/>
               <w:jc w:val="center"/>
             </w:pPr>
             <w:r/>
@@ -245,11 +289,12 @@
         </w:tc>
         <w:tc>
           <w:tcPr>
-            <w:tcW w:type="dxa" w:w="1928"/>
+            <w:tcW w:type="dxa" w:w="2166"/>
+            <w:vAlign w:val="center"/>
           </w:tcPr>
           <w:p>
             <w:pPr>
-              <w:spacing w:line="240" w:lineRule="auto" w:before="0" w:after="0"/>
+              <w:spacing w:lineRule="auto" w:line="276" w:before="0" w:after="0"/>
               <w:jc w:val="center"/>
             </w:pPr>
             <w:r/>
@@ -265,11 +310,12 @@
         </w:tc>
         <w:tc>
           <w:tcPr>
-            <w:tcW w:type="dxa" w:w="1928"/>
+            <w:tcW w:type="dxa" w:w="1718"/>
+            <w:vAlign w:val="center"/>
           </w:tcPr>
           <w:p>
             <w:pPr>
-              <w:spacing w:line="240" w:lineRule="auto" w:before="0" w:after="0"/>
+              <w:spacing w:lineRule="auto" w:line="276" w:before="0" w:after="0"/>
               <w:jc w:val="center"/>
             </w:pPr>
             <w:r/>
@@ -285,11 +331,12 @@
         </w:tc>
         <w:tc>
           <w:tcPr>
-            <w:tcW w:type="dxa" w:w="1928"/>
+            <w:tcW w:type="dxa" w:w="1718"/>
+            <w:vAlign w:val="center"/>
           </w:tcPr>
           <w:p>
             <w:pPr>
-              <w:spacing w:line="240" w:lineRule="auto" w:before="0" w:after="0"/>
+              <w:spacing w:lineRule="auto" w:line="276" w:before="0" w:after="0"/>
               <w:jc w:val="center"/>
             </w:pPr>
             <w:r/>
@@ -305,13 +352,18 @@
         </w:tc>
       </w:tr>
       <w:tr>
+        <w:trPr>
+          <w:cantSplit/>
+          <w:trHeight w:val="227" w:hRule="atLeast"/>
+        </w:trPr>
         <w:tc>
           <w:tcPr>
-            <w:tcW w:type="dxa" w:w="3061"/>
+            <w:tcW w:type="dxa" w:w="2716"/>
+            <w:vAlign w:val="center"/>
           </w:tcPr>
           <w:p>
             <w:pPr>
-              <w:spacing w:line="240" w:lineRule="auto" w:before="0" w:after="0"/>
+              <w:spacing w:lineRule="auto" w:line="276" w:before="0" w:after="0"/>
               <w:jc w:val="left"/>
             </w:pPr>
             <w:r/>
@@ -327,12 +379,13 @@
         </w:tc>
         <w:tc>
           <w:tcPr>
-            <w:tcW w:type="dxa" w:w="1928"/>
+            <w:tcW w:type="dxa" w:w="2166"/>
+            <w:vAlign w:val="center"/>
           </w:tcPr>
           <w:p>
             <w:pPr>
-              <w:spacing w:line="240" w:lineRule="auto" w:before="0" w:after="0"/>
-              <w:jc w:val="right"/>
+              <w:spacing w:lineRule="auto" w:line="276" w:before="0" w:after="0"/>
+              <w:jc w:val="left"/>
             </w:pPr>
             <w:r/>
             <w:r>
@@ -347,12 +400,13 @@
         </w:tc>
         <w:tc>
           <w:tcPr>
-            <w:tcW w:type="dxa" w:w="1928"/>
+            <w:tcW w:type="dxa" w:w="1718"/>
+            <w:vAlign w:val="center"/>
           </w:tcPr>
           <w:p>
             <w:pPr>
-              <w:spacing w:line="240" w:lineRule="auto" w:before="0" w:after="0"/>
-              <w:jc w:val="right"/>
+              <w:spacing w:lineRule="auto" w:line="276" w:before="0" w:after="0"/>
+              <w:jc w:val="left"/>
             </w:pPr>
             <w:r/>
             <w:r>
@@ -367,12 +421,13 @@
         </w:tc>
         <w:tc>
           <w:tcPr>
-            <w:tcW w:type="dxa" w:w="1928"/>
+            <w:tcW w:type="dxa" w:w="1718"/>
+            <w:vAlign w:val="center"/>
           </w:tcPr>
           <w:p>
             <w:pPr>
-              <w:spacing w:line="240" w:lineRule="auto" w:before="0" w:after="0"/>
-              <w:jc w:val="right"/>
+              <w:spacing w:lineRule="auto" w:line="276" w:before="0" w:after="0"/>
+              <w:jc w:val="left"/>
             </w:pPr>
             <w:r/>
             <w:r>
@@ -387,13 +442,18 @@
         </w:tc>
       </w:tr>
       <w:tr>
+        <w:trPr>
+          <w:cantSplit/>
+          <w:trHeight w:val="227" w:hRule="atLeast"/>
+        </w:trPr>
         <w:tc>
           <w:tcPr>
-            <w:tcW w:type="dxa" w:w="3061"/>
+            <w:tcW w:type="dxa" w:w="2716"/>
+            <w:vAlign w:val="center"/>
           </w:tcPr>
           <w:p>
             <w:pPr>
-              <w:spacing w:line="240" w:lineRule="auto" w:before="0" w:after="0"/>
+              <w:spacing w:lineRule="auto" w:line="276" w:before="0" w:after="0"/>
               <w:jc w:val="left"/>
             </w:pPr>
             <w:r/>
@@ -409,12 +469,13 @@
         </w:tc>
         <w:tc>
           <w:tcPr>
-            <w:tcW w:type="dxa" w:w="1928"/>
+            <w:tcW w:type="dxa" w:w="2166"/>
+            <w:vAlign w:val="center"/>
           </w:tcPr>
           <w:p>
             <w:pPr>
-              <w:spacing w:line="240" w:lineRule="auto" w:before="0" w:after="0"/>
-              <w:jc w:val="right"/>
+              <w:spacing w:lineRule="auto" w:line="276" w:before="0" w:after="0"/>
+              <w:jc w:val="left"/>
             </w:pPr>
             <w:r/>
             <w:r>
@@ -429,12 +490,13 @@
         </w:tc>
         <w:tc>
           <w:tcPr>
-            <w:tcW w:type="dxa" w:w="1928"/>
+            <w:tcW w:type="dxa" w:w="1718"/>
+            <w:vAlign w:val="center"/>
           </w:tcPr>
           <w:p>
             <w:pPr>
-              <w:spacing w:line="240" w:lineRule="auto" w:before="0" w:after="0"/>
-              <w:jc w:val="right"/>
+              <w:spacing w:lineRule="auto" w:line="276" w:before="0" w:after="0"/>
+              <w:jc w:val="left"/>
             </w:pPr>
             <w:r/>
             <w:r>
@@ -449,12 +511,13 @@
         </w:tc>
         <w:tc>
           <w:tcPr>
-            <w:tcW w:type="dxa" w:w="1928"/>
+            <w:tcW w:type="dxa" w:w="1718"/>
+            <w:vAlign w:val="center"/>
           </w:tcPr>
           <w:p>
             <w:pPr>
-              <w:spacing w:line="240" w:lineRule="auto" w:before="0" w:after="0"/>
-              <w:jc w:val="right"/>
+              <w:spacing w:lineRule="auto" w:line="276" w:before="0" w:after="0"/>
+              <w:jc w:val="left"/>
             </w:pPr>
             <w:r/>
             <w:r>
@@ -469,13 +532,18 @@
         </w:tc>
       </w:tr>
       <w:tr>
+        <w:trPr>
+          <w:cantSplit/>
+          <w:trHeight w:val="227" w:hRule="atLeast"/>
+        </w:trPr>
         <w:tc>
           <w:tcPr>
-            <w:tcW w:type="dxa" w:w="3061"/>
+            <w:tcW w:type="dxa" w:w="2716"/>
+            <w:vAlign w:val="center"/>
           </w:tcPr>
           <w:p>
             <w:pPr>
-              <w:spacing w:line="240" w:lineRule="auto" w:before="0" w:after="0"/>
+              <w:spacing w:lineRule="auto" w:line="276" w:before="0" w:after="0"/>
               <w:jc w:val="left"/>
             </w:pPr>
             <w:r/>
@@ -491,12 +559,13 @@
         </w:tc>
         <w:tc>
           <w:tcPr>
-            <w:tcW w:type="dxa" w:w="1928"/>
+            <w:tcW w:type="dxa" w:w="2166"/>
+            <w:vAlign w:val="center"/>
           </w:tcPr>
           <w:p>
             <w:pPr>
-              <w:spacing w:line="240" w:lineRule="auto" w:before="0" w:after="0"/>
-              <w:jc w:val="right"/>
+              <w:spacing w:lineRule="auto" w:line="276" w:before="0" w:after="0"/>
+              <w:jc w:val="left"/>
             </w:pPr>
             <w:r/>
             <w:r>
@@ -511,11 +580,12 @@
         </w:tc>
         <w:tc>
           <w:tcPr>
-            <w:tcW w:type="dxa" w:w="1928"/>
+            <w:tcW w:type="dxa" w:w="1718"/>
+            <w:vAlign w:val="center"/>
           </w:tcPr>
           <w:p>
             <w:pPr>
-              <w:spacing w:line="240" w:lineRule="auto" w:before="0" w:after="0"/>
+              <w:spacing w:lineRule="auto" w:line="276" w:before="0" w:after="0"/>
               <w:jc w:val="right"/>
             </w:pPr>
             <w:r/>
@@ -531,12 +601,13 @@
         </w:tc>
         <w:tc>
           <w:tcPr>
-            <w:tcW w:type="dxa" w:w="1928"/>
+            <w:tcW w:type="dxa" w:w="1718"/>
+            <w:vAlign w:val="center"/>
           </w:tcPr>
           <w:p>
             <w:pPr>
-              <w:spacing w:line="240" w:lineRule="auto" w:before="0" w:after="0"/>
-              <w:jc w:val="right"/>
+              <w:spacing w:lineRule="auto" w:line="276" w:before="0" w:after="0"/>
+              <w:jc w:val="left"/>
             </w:pPr>
             <w:r/>
             <w:r>
@@ -551,6 +622,12 @@
         </w:tc>
       </w:tr>
     </w:tbl>
+    <w:p>
+      <w:pPr>
+        <w:spacing w:lineRule="auto" w:line="276" w:before="0" w:after="0"/>
+        <w:ind w:firstLineChars="200" w:firstLine="420"/>
+      </w:pPr>
+    </w:p>
     <w:p>
       <w:pPr>
         <w:spacing w:lineRule="auto" w:line="276" w:before="0" w:after="0"/>
@@ -584,6 +661,12 @@
         <w:spacing w:lineRule="auto" w:line="276" w:before="0" w:after="0"/>
         <w:ind w:firstLineChars="200" w:firstLine="420"/>
       </w:pPr>
+    </w:p>
+    <w:p>
+      <w:pPr>
+        <w:spacing w:lineRule="auto" w:line="276" w:before="0" w:after="0"/>
+        <w:ind w:firstLineChars="200" w:firstLine="420"/>
+      </w:pPr>
       <w:r>
         <w:rPr>
           <w:rFonts w:ascii="楷体_GB2312" w:hAnsi="楷体_GB2312" w:eastAsia="楷体_GB2312"/>
@@ -600,6 +683,12 @@
         </w:rPr>
         <w:t>{{总资产规模 → 前五大科目金额及占比（按最新期次降序）→ 各科目主要构成 → 受限资产}}</w:t>
       </w:r>
+    </w:p>
+    <w:p>
+      <w:pPr>
+        <w:spacing w:lineRule="auto" w:line="276" w:before="0" w:after="0"/>
+        <w:ind w:firstLineChars="200" w:firstLine="420"/>
+      </w:pPr>
     </w:p>
     <w:p>
       <w:pPr>
@@ -633,24 +722,44 @@
     <w:tbl>
       <w:tblPr>
         <w:tblStyle w:val="TableGrid"/>
-        <w:tblW w:type="auto" w:w="0"/>
+        <w:tblW w:type="dxa" w:w="8307"/>
         <w:jc w:val="center"/>
+        <w:tblBorders>
+          <w:top w:val="single" w:sz="12" w:space="0" w:color="000000"/>
+          <w:left w:val="none" w:sz="0" w:space="0" w:color="000000"/>
+          <w:bottom w:val="single" w:sz="12" w:space="0" w:color="000000"/>
+          <w:right w:val="none" w:sz="0" w:space="0" w:color="000000"/>
+          <w:insideH w:val="single" w:sz="4" w:space="0" w:color="000000"/>
+          <w:insideV w:val="single" w:sz="4" w:space="0" w:color="000000"/>
+        </w:tblBorders>
+        <w:tblLayout w:type="fixed"/>
+        <w:tblCellMar>
+          <w:top w:w="0" w:type="dxa"/>
+          <w:left w:w="108" w:type="dxa"/>
+          <w:bottom w:w="0" w:type="dxa"/>
+          <w:right w:w="108" w:type="dxa"/>
+        </w:tblCellMar>
         <w:tblLook w:firstColumn="1" w:firstRow="1" w:lastColumn="0" w:lastRow="0" w:noHBand="0" w:noVBand="1" w:val="04A0"/>
       </w:tblPr>
       <w:tblGrid>
-        <w:gridCol w:w="2078"/>
-        <w:gridCol w:w="2078"/>
-        <w:gridCol w:w="2078"/>
-        <w:gridCol w:w="2078"/>
+        <w:gridCol w:w="3747"/>
+        <w:gridCol w:w="1519"/>
+        <w:gridCol w:w="1519"/>
+        <w:gridCol w:w="1519"/>
       </w:tblGrid>
       <w:tr>
+        <w:trPr>
+          <w:cantSplit/>
+          <w:trHeight w:val="227" w:hRule="atLeast"/>
+        </w:trPr>
         <w:tc>
           <w:tcPr>
-            <w:tcW w:type="dxa" w:w="3742"/>
+            <w:tcW w:type="dxa" w:w="3747"/>
+            <w:vAlign w:val="center"/>
           </w:tcPr>
           <w:p>
             <w:pPr>
-              <w:spacing w:line="240" w:lineRule="auto" w:before="0" w:after="0"/>
+              <w:spacing w:lineRule="auto" w:line="276" w:before="0" w:after="0"/>
               <w:jc w:val="center"/>
             </w:pPr>
             <w:r/>
@@ -666,11 +775,12 @@
         </w:tc>
         <w:tc>
           <w:tcPr>
-            <w:tcW w:type="dxa" w:w="1117"/>
+            <w:tcW w:type="dxa" w:w="1519"/>
+            <w:vAlign w:val="center"/>
           </w:tcPr>
           <w:p>
             <w:pPr>
-              <w:spacing w:line="240" w:lineRule="auto" w:before="0" w:after="0"/>
+              <w:spacing w:lineRule="auto" w:line="276" w:before="0" w:after="0"/>
               <w:jc w:val="center"/>
             </w:pPr>
             <w:r/>
@@ -686,11 +796,12 @@
         </w:tc>
         <w:tc>
           <w:tcPr>
-            <w:tcW w:type="dxa" w:w="1117"/>
+            <w:tcW w:type="dxa" w:w="1519"/>
+            <w:vAlign w:val="center"/>
           </w:tcPr>
           <w:p>
             <w:pPr>
-              <w:spacing w:line="240" w:lineRule="auto" w:before="0" w:after="0"/>
+              <w:spacing w:lineRule="auto" w:line="276" w:before="0" w:after="0"/>
               <w:jc w:val="center"/>
             </w:pPr>
             <w:r/>
@@ -706,11 +817,12 @@
         </w:tc>
         <w:tc>
           <w:tcPr>
-            <w:tcW w:type="dxa" w:w="1117"/>
+            <w:tcW w:type="dxa" w:w="1519"/>
+            <w:vAlign w:val="center"/>
           </w:tcPr>
           <w:p>
             <w:pPr>
-              <w:spacing w:line="240" w:lineRule="auto" w:before="0" w:after="0"/>
+              <w:spacing w:lineRule="auto" w:line="276" w:before="0" w:after="0"/>
               <w:jc w:val="center"/>
             </w:pPr>
             <w:r/>
@@ -726,13 +838,18 @@
         </w:tc>
       </w:tr>
       <w:tr>
+        <w:trPr>
+          <w:cantSplit/>
+          <w:trHeight w:val="227" w:hRule="atLeast"/>
+        </w:trPr>
         <w:tc>
           <w:tcPr>
-            <w:tcW w:type="dxa" w:w="3742"/>
+            <w:tcW w:type="dxa" w:w="3747"/>
+            <w:vAlign w:val="center"/>
           </w:tcPr>
           <w:p>
             <w:pPr>
-              <w:spacing w:line="240" w:lineRule="auto" w:before="0" w:after="0"/>
+              <w:spacing w:lineRule="auto" w:line="276" w:before="0" w:after="0"/>
               <w:jc w:val="left"/>
             </w:pPr>
             <w:r/>
@@ -748,12 +865,13 @@
         </w:tc>
         <w:tc>
           <w:tcPr>
-            <w:tcW w:type="dxa" w:w="1117"/>
+            <w:tcW w:type="dxa" w:w="1519"/>
+            <w:vAlign w:val="center"/>
           </w:tcPr>
           <w:p>
             <w:pPr>
-              <w:spacing w:line="240" w:lineRule="auto" w:before="0" w:after="0"/>
-              <w:jc w:val="right"/>
+              <w:spacing w:lineRule="auto" w:line="276" w:before="0" w:after="0"/>
+              <w:jc w:val="left"/>
             </w:pPr>
             <w:r/>
             <w:r>
@@ -768,12 +886,13 @@
         </w:tc>
         <w:tc>
           <w:tcPr>
-            <w:tcW w:type="dxa" w:w="1117"/>
+            <w:tcW w:type="dxa" w:w="1519"/>
+            <w:vAlign w:val="center"/>
           </w:tcPr>
           <w:p>
             <w:pPr>
-              <w:spacing w:line="240" w:lineRule="auto" w:before="0" w:after="0"/>
-              <w:jc w:val="right"/>
+              <w:spacing w:lineRule="auto" w:line="276" w:before="0" w:after="0"/>
+              <w:jc w:val="left"/>
             </w:pPr>
             <w:r/>
             <w:r>
@@ -788,12 +907,13 @@
         </w:tc>
         <w:tc>
           <w:tcPr>
-            <w:tcW w:type="dxa" w:w="1117"/>
+            <w:tcW w:type="dxa" w:w="1519"/>
+            <w:vAlign w:val="center"/>
           </w:tcPr>
           <w:p>
             <w:pPr>
-              <w:spacing w:line="240" w:lineRule="auto" w:before="0" w:after="0"/>
-              <w:jc w:val="right"/>
+              <w:spacing w:lineRule="auto" w:line="276" w:before="0" w:after="0"/>
+              <w:jc w:val="left"/>
             </w:pPr>
             <w:r/>
             <w:r>
@@ -808,13 +928,18 @@
         </w:tc>
       </w:tr>
       <w:tr>
+        <w:trPr>
+          <w:cantSplit/>
+          <w:trHeight w:val="227" w:hRule="atLeast"/>
+        </w:trPr>
         <w:tc>
           <w:tcPr>
-            <w:tcW w:type="dxa" w:w="3742"/>
+            <w:tcW w:type="dxa" w:w="3747"/>
+            <w:vAlign w:val="center"/>
           </w:tcPr>
           <w:p>
             <w:pPr>
-              <w:spacing w:line="240" w:lineRule="auto" w:before="0" w:after="0"/>
+              <w:spacing w:lineRule="auto" w:line="276" w:before="0" w:after="0"/>
               <w:jc w:val="left"/>
             </w:pPr>
             <w:r/>
@@ -830,12 +955,13 @@
         </w:tc>
         <w:tc>
           <w:tcPr>
-            <w:tcW w:type="dxa" w:w="1117"/>
+            <w:tcW w:type="dxa" w:w="1519"/>
+            <w:vAlign w:val="center"/>
           </w:tcPr>
           <w:p>
             <w:pPr>
-              <w:spacing w:line="240" w:lineRule="auto" w:before="0" w:after="0"/>
-              <w:jc w:val="right"/>
+              <w:spacing w:lineRule="auto" w:line="276" w:before="0" w:after="0"/>
+              <w:jc w:val="left"/>
             </w:pPr>
             <w:r/>
             <w:r>
@@ -850,12 +976,13 @@
         </w:tc>
         <w:tc>
           <w:tcPr>
-            <w:tcW w:type="dxa" w:w="1117"/>
+            <w:tcW w:type="dxa" w:w="1519"/>
+            <w:vAlign w:val="center"/>
           </w:tcPr>
           <w:p>
             <w:pPr>
-              <w:spacing w:line="240" w:lineRule="auto" w:before="0" w:after="0"/>
-              <w:jc w:val="right"/>
+              <w:spacing w:lineRule="auto" w:line="276" w:before="0" w:after="0"/>
+              <w:jc w:val="left"/>
             </w:pPr>
             <w:r/>
             <w:r>
@@ -870,12 +997,13 @@
         </w:tc>
         <w:tc>
           <w:tcPr>
-            <w:tcW w:type="dxa" w:w="1117"/>
+            <w:tcW w:type="dxa" w:w="1519"/>
+            <w:vAlign w:val="center"/>
           </w:tcPr>
           <w:p>
             <w:pPr>
-              <w:spacing w:line="240" w:lineRule="auto" w:before="0" w:after="0"/>
-              <w:jc w:val="right"/>
+              <w:spacing w:lineRule="auto" w:line="276" w:before="0" w:after="0"/>
+              <w:jc w:val="left"/>
             </w:pPr>
             <w:r/>
             <w:r>
@@ -890,13 +1018,18 @@
         </w:tc>
       </w:tr>
       <w:tr>
+        <w:trPr>
+          <w:cantSplit/>
+          <w:trHeight w:val="227" w:hRule="atLeast"/>
+        </w:trPr>
         <w:tc>
           <w:tcPr>
-            <w:tcW w:type="dxa" w:w="3742"/>
+            <w:tcW w:type="dxa" w:w="3747"/>
+            <w:vAlign w:val="center"/>
           </w:tcPr>
           <w:p>
             <w:pPr>
-              <w:spacing w:line="240" w:lineRule="auto" w:before="0" w:after="0"/>
+              <w:spacing w:lineRule="auto" w:line="276" w:before="0" w:after="0"/>
               <w:jc w:val="left"/>
             </w:pPr>
             <w:r/>
@@ -912,12 +1045,13 @@
         </w:tc>
         <w:tc>
           <w:tcPr>
-            <w:tcW w:type="dxa" w:w="1117"/>
+            <w:tcW w:type="dxa" w:w="1519"/>
+            <w:vAlign w:val="center"/>
           </w:tcPr>
           <w:p>
             <w:pPr>
-              <w:spacing w:line="240" w:lineRule="auto" w:before="0" w:after="0"/>
-              <w:jc w:val="right"/>
+              <w:spacing w:lineRule="auto" w:line="276" w:before="0" w:after="0"/>
+              <w:jc w:val="left"/>
             </w:pPr>
             <w:r/>
             <w:r>
@@ -932,12 +1066,13 @@
         </w:tc>
         <w:tc>
           <w:tcPr>
-            <w:tcW w:type="dxa" w:w="1117"/>
+            <w:tcW w:type="dxa" w:w="1519"/>
+            <w:vAlign w:val="center"/>
           </w:tcPr>
           <w:p>
             <w:pPr>
-              <w:spacing w:line="240" w:lineRule="auto" w:before="0" w:after="0"/>
-              <w:jc w:val="right"/>
+              <w:spacing w:lineRule="auto" w:line="276" w:before="0" w:after="0"/>
+              <w:jc w:val="left"/>
             </w:pPr>
             <w:r/>
             <w:r>
@@ -952,12 +1087,13 @@
         </w:tc>
         <w:tc>
           <w:tcPr>
-            <w:tcW w:type="dxa" w:w="1117"/>
+            <w:tcW w:type="dxa" w:w="1519"/>
+            <w:vAlign w:val="center"/>
           </w:tcPr>
           <w:p>
             <w:pPr>
-              <w:spacing w:line="240" w:lineRule="auto" w:before="0" w:after="0"/>
-              <w:jc w:val="right"/>
+              <w:spacing w:lineRule="auto" w:line="276" w:before="0" w:after="0"/>
+              <w:jc w:val="left"/>
             </w:pPr>
             <w:r/>
             <w:r>
@@ -972,13 +1108,18 @@
         </w:tc>
       </w:tr>
       <w:tr>
+        <w:trPr>
+          <w:cantSplit/>
+          <w:trHeight w:val="227" w:hRule="atLeast"/>
+        </w:trPr>
         <w:tc>
           <w:tcPr>
-            <w:tcW w:type="dxa" w:w="3742"/>
+            <w:tcW w:type="dxa" w:w="3747"/>
+            <w:vAlign w:val="center"/>
           </w:tcPr>
           <w:p>
             <w:pPr>
-              <w:spacing w:line="240" w:lineRule="auto" w:before="0" w:after="0"/>
+              <w:spacing w:lineRule="auto" w:line="276" w:before="0" w:after="0"/>
               <w:jc w:val="left"/>
             </w:pPr>
             <w:r/>
@@ -994,12 +1135,13 @@
         </w:tc>
         <w:tc>
           <w:tcPr>
-            <w:tcW w:type="dxa" w:w="1117"/>
+            <w:tcW w:type="dxa" w:w="1519"/>
+            <w:vAlign w:val="center"/>
           </w:tcPr>
           <w:p>
             <w:pPr>
-              <w:spacing w:line="240" w:lineRule="auto" w:before="0" w:after="0"/>
-              <w:jc w:val="right"/>
+              <w:spacing w:lineRule="auto" w:line="276" w:before="0" w:after="0"/>
+              <w:jc w:val="left"/>
             </w:pPr>
             <w:r/>
             <w:r>
@@ -1014,12 +1156,13 @@
         </w:tc>
         <w:tc>
           <w:tcPr>
-            <w:tcW w:type="dxa" w:w="1117"/>
+            <w:tcW w:type="dxa" w:w="1519"/>
+            <w:vAlign w:val="center"/>
           </w:tcPr>
           <w:p>
             <w:pPr>
-              <w:spacing w:line="240" w:lineRule="auto" w:before="0" w:after="0"/>
-              <w:jc w:val="right"/>
+              <w:spacing w:lineRule="auto" w:line="276" w:before="0" w:after="0"/>
+              <w:jc w:val="left"/>
             </w:pPr>
             <w:r/>
             <w:r>
@@ -1034,12 +1177,13 @@
         </w:tc>
         <w:tc>
           <w:tcPr>
-            <w:tcW w:type="dxa" w:w="1117"/>
+            <w:tcW w:type="dxa" w:w="1519"/>
+            <w:vAlign w:val="center"/>
           </w:tcPr>
           <w:p>
             <w:pPr>
-              <w:spacing w:line="240" w:lineRule="auto" w:before="0" w:after="0"/>
-              <w:jc w:val="right"/>
+              <w:spacing w:lineRule="auto" w:line="276" w:before="0" w:after="0"/>
+              <w:jc w:val="left"/>
             </w:pPr>
             <w:r/>
             <w:r>
@@ -1054,13 +1198,18 @@
         </w:tc>
       </w:tr>
       <w:tr>
+        <w:trPr>
+          <w:cantSplit/>
+          <w:trHeight w:val="227" w:hRule="atLeast"/>
+        </w:trPr>
         <w:tc>
           <w:tcPr>
-            <w:tcW w:type="dxa" w:w="3742"/>
+            <w:tcW w:type="dxa" w:w="3747"/>
+            <w:vAlign w:val="center"/>
           </w:tcPr>
           <w:p>
             <w:pPr>
-              <w:spacing w:line="240" w:lineRule="auto" w:before="0" w:after="0"/>
+              <w:spacing w:lineRule="auto" w:line="276" w:before="0" w:after="0"/>
               <w:jc w:val="left"/>
             </w:pPr>
             <w:r/>
@@ -1076,12 +1225,13 @@
         </w:tc>
         <w:tc>
           <w:tcPr>
-            <w:tcW w:type="dxa" w:w="1117"/>
+            <w:tcW w:type="dxa" w:w="1519"/>
+            <w:vAlign w:val="center"/>
           </w:tcPr>
           <w:p>
             <w:pPr>
-              <w:spacing w:line="240" w:lineRule="auto" w:before="0" w:after="0"/>
-              <w:jc w:val="right"/>
+              <w:spacing w:lineRule="auto" w:line="276" w:before="0" w:after="0"/>
+              <w:jc w:val="left"/>
             </w:pPr>
             <w:r/>
             <w:r>
@@ -1096,12 +1246,13 @@
         </w:tc>
         <w:tc>
           <w:tcPr>
-            <w:tcW w:type="dxa" w:w="1117"/>
+            <w:tcW w:type="dxa" w:w="1519"/>
+            <w:vAlign w:val="center"/>
           </w:tcPr>
           <w:p>
             <w:pPr>
-              <w:spacing w:line="240" w:lineRule="auto" w:before="0" w:after="0"/>
-              <w:jc w:val="right"/>
+              <w:spacing w:lineRule="auto" w:line="276" w:before="0" w:after="0"/>
+              <w:jc w:val="left"/>
             </w:pPr>
             <w:r/>
             <w:r>
@@ -1116,12 +1267,13 @@
         </w:tc>
         <w:tc>
           <w:tcPr>
-            <w:tcW w:type="dxa" w:w="1117"/>
+            <w:tcW w:type="dxa" w:w="1519"/>
+            <w:vAlign w:val="center"/>
           </w:tcPr>
           <w:p>
             <w:pPr>
-              <w:spacing w:line="240" w:lineRule="auto" w:before="0" w:after="0"/>
-              <w:jc w:val="right"/>
+              <w:spacing w:lineRule="auto" w:line="276" w:before="0" w:after="0"/>
+              <w:jc w:val="left"/>
             </w:pPr>
             <w:r/>
             <w:r>
@@ -1136,13 +1288,18 @@
         </w:tc>
       </w:tr>
       <w:tr>
+        <w:trPr>
+          <w:cantSplit/>
+          <w:trHeight w:val="227" w:hRule="atLeast"/>
+        </w:trPr>
         <w:tc>
           <w:tcPr>
-            <w:tcW w:type="dxa" w:w="3742"/>
+            <w:tcW w:type="dxa" w:w="3747"/>
+            <w:vAlign w:val="center"/>
           </w:tcPr>
           <w:p>
             <w:pPr>
-              <w:spacing w:line="240" w:lineRule="auto" w:before="0" w:after="0"/>
+              <w:spacing w:lineRule="auto" w:line="276" w:before="0" w:after="0"/>
               <w:jc w:val="left"/>
             </w:pPr>
             <w:r/>
@@ -1158,12 +1315,13 @@
         </w:tc>
         <w:tc>
           <w:tcPr>
-            <w:tcW w:type="dxa" w:w="1117"/>
+            <w:tcW w:type="dxa" w:w="1519"/>
+            <w:vAlign w:val="center"/>
           </w:tcPr>
           <w:p>
             <w:pPr>
-              <w:spacing w:line="240" w:lineRule="auto" w:before="0" w:after="0"/>
-              <w:jc w:val="right"/>
+              <w:spacing w:lineRule="auto" w:line="276" w:before="0" w:after="0"/>
+              <w:jc w:val="left"/>
             </w:pPr>
             <w:r/>
             <w:r>
@@ -1178,12 +1336,13 @@
         </w:tc>
         <w:tc>
           <w:tcPr>
-            <w:tcW w:type="dxa" w:w="1117"/>
+            <w:tcW w:type="dxa" w:w="1519"/>
+            <w:vAlign w:val="center"/>
           </w:tcPr>
           <w:p>
             <w:pPr>
-              <w:spacing w:line="240" w:lineRule="auto" w:before="0" w:after="0"/>
-              <w:jc w:val="right"/>
+              <w:spacing w:lineRule="auto" w:line="276" w:before="0" w:after="0"/>
+              <w:jc w:val="left"/>
             </w:pPr>
             <w:r/>
             <w:r>
@@ -1198,12 +1357,13 @@
         </w:tc>
         <w:tc>
           <w:tcPr>
-            <w:tcW w:type="dxa" w:w="1117"/>
+            <w:tcW w:type="dxa" w:w="1519"/>
+            <w:vAlign w:val="center"/>
           </w:tcPr>
           <w:p>
             <w:pPr>
-              <w:spacing w:line="240" w:lineRule="auto" w:before="0" w:after="0"/>
-              <w:jc w:val="right"/>
+              <w:spacing w:lineRule="auto" w:line="276" w:before="0" w:after="0"/>
+              <w:jc w:val="left"/>
             </w:pPr>
             <w:r/>
             <w:r>
@@ -1218,13 +1378,18 @@
         </w:tc>
       </w:tr>
       <w:tr>
+        <w:trPr>
+          <w:cantSplit/>
+          <w:trHeight w:val="227" w:hRule="atLeast"/>
+        </w:trPr>
         <w:tc>
           <w:tcPr>
-            <w:tcW w:type="dxa" w:w="3742"/>
+            <w:tcW w:type="dxa" w:w="3747"/>
+            <w:vAlign w:val="center"/>
           </w:tcPr>
           <w:p>
             <w:pPr>
-              <w:spacing w:line="240" w:lineRule="auto" w:before="0" w:after="0"/>
+              <w:spacing w:lineRule="auto" w:line="276" w:before="0" w:after="0"/>
               <w:jc w:val="left"/>
             </w:pPr>
             <w:r/>
@@ -1240,12 +1405,13 @@
         </w:tc>
         <w:tc>
           <w:tcPr>
-            <w:tcW w:type="dxa" w:w="1117"/>
+            <w:tcW w:type="dxa" w:w="1519"/>
+            <w:vAlign w:val="center"/>
           </w:tcPr>
           <w:p>
             <w:pPr>
-              <w:spacing w:line="240" w:lineRule="auto" w:before="0" w:after="0"/>
-              <w:jc w:val="right"/>
+              <w:spacing w:lineRule="auto" w:line="276" w:before="0" w:after="0"/>
+              <w:jc w:val="left"/>
             </w:pPr>
             <w:r/>
             <w:r>
@@ -1260,12 +1426,13 @@
         </w:tc>
         <w:tc>
           <w:tcPr>
-            <w:tcW w:type="dxa" w:w="1117"/>
+            <w:tcW w:type="dxa" w:w="1519"/>
+            <w:vAlign w:val="center"/>
           </w:tcPr>
           <w:p>
             <w:pPr>
-              <w:spacing w:line="240" w:lineRule="auto" w:before="0" w:after="0"/>
-              <w:jc w:val="right"/>
+              <w:spacing w:lineRule="auto" w:line="276" w:before="0" w:after="0"/>
+              <w:jc w:val="left"/>
             </w:pPr>
             <w:r/>
             <w:r>
@@ -1280,12 +1447,13 @@
         </w:tc>
         <w:tc>
           <w:tcPr>
-            <w:tcW w:type="dxa" w:w="1117"/>
+            <w:tcW w:type="dxa" w:w="1519"/>
+            <w:vAlign w:val="center"/>
           </w:tcPr>
           <w:p>
             <w:pPr>
-              <w:spacing w:line="240" w:lineRule="auto" w:before="0" w:after="0"/>
-              <w:jc w:val="right"/>
+              <w:spacing w:lineRule="auto" w:line="276" w:before="0" w:after="0"/>
+              <w:jc w:val="left"/>
             </w:pPr>
             <w:r/>
             <w:r>
@@ -1300,13 +1468,18 @@
         </w:tc>
       </w:tr>
       <w:tr>
+        <w:trPr>
+          <w:cantSplit/>
+          <w:trHeight w:val="227" w:hRule="atLeast"/>
+        </w:trPr>
         <w:tc>
           <w:tcPr>
-            <w:tcW w:type="dxa" w:w="3742"/>
+            <w:tcW w:type="dxa" w:w="3747"/>
+            <w:vAlign w:val="center"/>
           </w:tcPr>
           <w:p>
             <w:pPr>
-              <w:spacing w:line="240" w:lineRule="auto" w:before="0" w:after="0"/>
+              <w:spacing w:lineRule="auto" w:line="276" w:before="0" w:after="0"/>
               <w:jc w:val="left"/>
             </w:pPr>
             <w:r/>
@@ -1322,12 +1495,13 @@
         </w:tc>
         <w:tc>
           <w:tcPr>
-            <w:tcW w:type="dxa" w:w="1117"/>
+            <w:tcW w:type="dxa" w:w="1519"/>
+            <w:vAlign w:val="center"/>
           </w:tcPr>
           <w:p>
             <w:pPr>
-              <w:spacing w:line="240" w:lineRule="auto" w:before="0" w:after="0"/>
-              <w:jc w:val="right"/>
+              <w:spacing w:lineRule="auto" w:line="276" w:before="0" w:after="0"/>
+              <w:jc w:val="left"/>
             </w:pPr>
             <w:r/>
             <w:r>
@@ -1342,12 +1516,13 @@
         </w:tc>
         <w:tc>
           <w:tcPr>
-            <w:tcW w:type="dxa" w:w="1117"/>
+            <w:tcW w:type="dxa" w:w="1519"/>
+            <w:vAlign w:val="center"/>
           </w:tcPr>
           <w:p>
             <w:pPr>
-              <w:spacing w:line="240" w:lineRule="auto" w:before="0" w:after="0"/>
-              <w:jc w:val="right"/>
+              <w:spacing w:lineRule="auto" w:line="276" w:before="0" w:after="0"/>
+              <w:jc w:val="left"/>
             </w:pPr>
             <w:r/>
             <w:r>
@@ -1362,12 +1537,13 @@
         </w:tc>
         <w:tc>
           <w:tcPr>
-            <w:tcW w:type="dxa" w:w="1117"/>
+            <w:tcW w:type="dxa" w:w="1519"/>
+            <w:vAlign w:val="center"/>
           </w:tcPr>
           <w:p>
             <w:pPr>
-              <w:spacing w:line="240" w:lineRule="auto" w:before="0" w:after="0"/>
-              <w:jc w:val="right"/>
+              <w:spacing w:lineRule="auto" w:line="276" w:before="0" w:after="0"/>
+              <w:jc w:val="left"/>
             </w:pPr>
             <w:r/>
             <w:r>
@@ -1382,13 +1558,18 @@
         </w:tc>
       </w:tr>
       <w:tr>
+        <w:trPr>
+          <w:cantSplit/>
+          <w:trHeight w:val="227" w:hRule="atLeast"/>
+        </w:trPr>
         <w:tc>
           <w:tcPr>
-            <w:tcW w:type="dxa" w:w="3742"/>
+            <w:tcW w:type="dxa" w:w="3747"/>
+            <w:vAlign w:val="center"/>
           </w:tcPr>
           <w:p>
             <w:pPr>
-              <w:spacing w:line="240" w:lineRule="auto" w:before="0" w:after="0"/>
+              <w:spacing w:lineRule="auto" w:line="276" w:before="0" w:after="0"/>
               <w:jc w:val="left"/>
             </w:pPr>
             <w:r/>
@@ -1404,12 +1585,13 @@
         </w:tc>
         <w:tc>
           <w:tcPr>
-            <w:tcW w:type="dxa" w:w="1117"/>
+            <w:tcW w:type="dxa" w:w="1519"/>
+            <w:vAlign w:val="center"/>
           </w:tcPr>
           <w:p>
             <w:pPr>
-              <w:spacing w:line="240" w:lineRule="auto" w:before="0" w:after="0"/>
-              <w:jc w:val="right"/>
+              <w:spacing w:lineRule="auto" w:line="276" w:before="0" w:after="0"/>
+              <w:jc w:val="left"/>
             </w:pPr>
             <w:r/>
             <w:r>
@@ -1424,12 +1606,13 @@
         </w:tc>
         <w:tc>
           <w:tcPr>
-            <w:tcW w:type="dxa" w:w="1117"/>
+            <w:tcW w:type="dxa" w:w="1519"/>
+            <w:vAlign w:val="center"/>
           </w:tcPr>
           <w:p>
             <w:pPr>
-              <w:spacing w:line="240" w:lineRule="auto" w:before="0" w:after="0"/>
-              <w:jc w:val="right"/>
+              <w:spacing w:lineRule="auto" w:line="276" w:before="0" w:after="0"/>
+              <w:jc w:val="left"/>
             </w:pPr>
             <w:r/>
             <w:r>
@@ -1444,12 +1627,13 @@
         </w:tc>
         <w:tc>
           <w:tcPr>
-            <w:tcW w:type="dxa" w:w="1117"/>
+            <w:tcW w:type="dxa" w:w="1519"/>
+            <w:vAlign w:val="center"/>
           </w:tcPr>
           <w:p>
             <w:pPr>
-              <w:spacing w:line="240" w:lineRule="auto" w:before="0" w:after="0"/>
-              <w:jc w:val="right"/>
+              <w:spacing w:lineRule="auto" w:line="276" w:before="0" w:after="0"/>
+              <w:jc w:val="left"/>
             </w:pPr>
             <w:r/>
             <w:r>
@@ -1464,13 +1648,18 @@
         </w:tc>
       </w:tr>
       <w:tr>
+        <w:trPr>
+          <w:cantSplit/>
+          <w:trHeight w:val="227" w:hRule="atLeast"/>
+        </w:trPr>
         <w:tc>
           <w:tcPr>
-            <w:tcW w:type="dxa" w:w="3742"/>
+            <w:tcW w:type="dxa" w:w="3747"/>
+            <w:vAlign w:val="center"/>
           </w:tcPr>
           <w:p>
             <w:pPr>
-              <w:spacing w:line="240" w:lineRule="auto" w:before="0" w:after="0"/>
+              <w:spacing w:lineRule="auto" w:line="276" w:before="0" w:after="0"/>
               <w:jc w:val="left"/>
             </w:pPr>
             <w:r/>
@@ -1486,12 +1675,13 @@
         </w:tc>
         <w:tc>
           <w:tcPr>
-            <w:tcW w:type="dxa" w:w="1117"/>
+            <w:tcW w:type="dxa" w:w="1519"/>
+            <w:vAlign w:val="center"/>
           </w:tcPr>
           <w:p>
             <w:pPr>
-              <w:spacing w:line="240" w:lineRule="auto" w:before="0" w:after="0"/>
-              <w:jc w:val="right"/>
+              <w:spacing w:lineRule="auto" w:line="276" w:before="0" w:after="0"/>
+              <w:jc w:val="left"/>
             </w:pPr>
             <w:r/>
             <w:r>
@@ -1506,12 +1696,13 @@
         </w:tc>
         <w:tc>
           <w:tcPr>
-            <w:tcW w:type="dxa" w:w="1117"/>
+            <w:tcW w:type="dxa" w:w="1519"/>
+            <w:vAlign w:val="center"/>
           </w:tcPr>
           <w:p>
             <w:pPr>
-              <w:spacing w:line="240" w:lineRule="auto" w:before="0" w:after="0"/>
-              <w:jc w:val="right"/>
+              <w:spacing w:lineRule="auto" w:line="276" w:before="0" w:after="0"/>
+              <w:jc w:val="left"/>
             </w:pPr>
             <w:r/>
             <w:r>
@@ -1526,12 +1717,13 @@
         </w:tc>
         <w:tc>
           <w:tcPr>
-            <w:tcW w:type="dxa" w:w="1117"/>
+            <w:tcW w:type="dxa" w:w="1519"/>
+            <w:vAlign w:val="center"/>
           </w:tcPr>
           <w:p>
             <w:pPr>
-              <w:spacing w:line="240" w:lineRule="auto" w:before="0" w:after="0"/>
-              <w:jc w:val="right"/>
+              <w:spacing w:lineRule="auto" w:line="276" w:before="0" w:after="0"/>
+              <w:jc w:val="left"/>
             </w:pPr>
             <w:r/>
             <w:r>
@@ -1546,13 +1738,18 @@
         </w:tc>
       </w:tr>
       <w:tr>
+        <w:trPr>
+          <w:cantSplit/>
+          <w:trHeight w:val="227" w:hRule="atLeast"/>
+        </w:trPr>
         <w:tc>
           <w:tcPr>
-            <w:tcW w:type="dxa" w:w="3742"/>
+            <w:tcW w:type="dxa" w:w="3747"/>
+            <w:vAlign w:val="center"/>
           </w:tcPr>
           <w:p>
             <w:pPr>
-              <w:spacing w:line="240" w:lineRule="auto" w:before="0" w:after="0"/>
+              <w:spacing w:lineRule="auto" w:line="276" w:before="0" w:after="0"/>
               <w:jc w:val="left"/>
             </w:pPr>
             <w:r/>
@@ -1568,12 +1765,13 @@
         </w:tc>
         <w:tc>
           <w:tcPr>
-            <w:tcW w:type="dxa" w:w="1117"/>
+            <w:tcW w:type="dxa" w:w="1519"/>
+            <w:vAlign w:val="center"/>
           </w:tcPr>
           <w:p>
             <w:pPr>
-              <w:spacing w:line="240" w:lineRule="auto" w:before="0" w:after="0"/>
-              <w:jc w:val="right"/>
+              <w:spacing w:lineRule="auto" w:line="276" w:before="0" w:after="0"/>
+              <w:jc w:val="left"/>
             </w:pPr>
             <w:r/>
             <w:r>
@@ -1588,12 +1786,13 @@
         </w:tc>
         <w:tc>
           <w:tcPr>
-            <w:tcW w:type="dxa" w:w="1117"/>
+            <w:tcW w:type="dxa" w:w="1519"/>
+            <w:vAlign w:val="center"/>
           </w:tcPr>
           <w:p>
             <w:pPr>
-              <w:spacing w:line="240" w:lineRule="auto" w:before="0" w:after="0"/>
-              <w:jc w:val="right"/>
+              <w:spacing w:lineRule="auto" w:line="276" w:before="0" w:after="0"/>
+              <w:jc w:val="left"/>
             </w:pPr>
             <w:r/>
             <w:r>
@@ -1608,12 +1807,13 @@
         </w:tc>
         <w:tc>
           <w:tcPr>
-            <w:tcW w:type="dxa" w:w="1117"/>
+            <w:tcW w:type="dxa" w:w="1519"/>
+            <w:vAlign w:val="center"/>
           </w:tcPr>
           <w:p>
             <w:pPr>
-              <w:spacing w:line="240" w:lineRule="auto" w:before="0" w:after="0"/>
-              <w:jc w:val="right"/>
+              <w:spacing w:lineRule="auto" w:line="276" w:before="0" w:after="0"/>
+              <w:jc w:val="left"/>
             </w:pPr>
             <w:r/>
             <w:r>
@@ -1628,13 +1828,18 @@
         </w:tc>
       </w:tr>
       <w:tr>
+        <w:trPr>
+          <w:cantSplit/>
+          <w:trHeight w:val="227" w:hRule="atLeast"/>
+        </w:trPr>
         <w:tc>
           <w:tcPr>
-            <w:tcW w:type="dxa" w:w="3742"/>
+            <w:tcW w:type="dxa" w:w="3747"/>
+            <w:vAlign w:val="center"/>
           </w:tcPr>
           <w:p>
             <w:pPr>
-              <w:spacing w:line="240" w:lineRule="auto" w:before="0" w:after="0"/>
+              <w:spacing w:lineRule="auto" w:line="276" w:before="0" w:after="0"/>
               <w:jc w:val="left"/>
             </w:pPr>
             <w:r/>
@@ -1650,12 +1855,13 @@
         </w:tc>
         <w:tc>
           <w:tcPr>
-            <w:tcW w:type="dxa" w:w="1117"/>
+            <w:tcW w:type="dxa" w:w="1519"/>
+            <w:vAlign w:val="center"/>
           </w:tcPr>
           <w:p>
             <w:pPr>
-              <w:spacing w:line="240" w:lineRule="auto" w:before="0" w:after="0"/>
-              <w:jc w:val="right"/>
+              <w:spacing w:lineRule="auto" w:line="276" w:before="0" w:after="0"/>
+              <w:jc w:val="left"/>
             </w:pPr>
             <w:r/>
             <w:r>
@@ -1670,12 +1876,13 @@
         </w:tc>
         <w:tc>
           <w:tcPr>
-            <w:tcW w:type="dxa" w:w="1117"/>
+            <w:tcW w:type="dxa" w:w="1519"/>
+            <w:vAlign w:val="center"/>
           </w:tcPr>
           <w:p>
             <w:pPr>
-              <w:spacing w:line="240" w:lineRule="auto" w:before="0" w:after="0"/>
-              <w:jc w:val="right"/>
+              <w:spacing w:lineRule="auto" w:line="276" w:before="0" w:after="0"/>
+              <w:jc w:val="left"/>
             </w:pPr>
             <w:r/>
             <w:r>
@@ -1690,12 +1897,13 @@
         </w:tc>
         <w:tc>
           <w:tcPr>
-            <w:tcW w:type="dxa" w:w="1117"/>
+            <w:tcW w:type="dxa" w:w="1519"/>
+            <w:vAlign w:val="center"/>
           </w:tcPr>
           <w:p>
             <w:pPr>
-              <w:spacing w:line="240" w:lineRule="auto" w:before="0" w:after="0"/>
-              <w:jc w:val="right"/>
+              <w:spacing w:lineRule="auto" w:line="276" w:before="0" w:after="0"/>
+              <w:jc w:val="left"/>
             </w:pPr>
             <w:r/>
             <w:r>
@@ -1710,13 +1918,18 @@
         </w:tc>
       </w:tr>
       <w:tr>
+        <w:trPr>
+          <w:cantSplit/>
+          <w:trHeight w:val="227" w:hRule="atLeast"/>
+        </w:trPr>
         <w:tc>
           <w:tcPr>
-            <w:tcW w:type="dxa" w:w="3742"/>
+            <w:tcW w:type="dxa" w:w="3747"/>
+            <w:vAlign w:val="center"/>
           </w:tcPr>
           <w:p>
             <w:pPr>
-              <w:spacing w:line="240" w:lineRule="auto" w:before="0" w:after="0"/>
+              <w:spacing w:lineRule="auto" w:line="276" w:before="0" w:after="0"/>
               <w:jc w:val="left"/>
             </w:pPr>
             <w:r/>
@@ -1732,12 +1945,13 @@
         </w:tc>
         <w:tc>
           <w:tcPr>
-            <w:tcW w:type="dxa" w:w="1117"/>
+            <w:tcW w:type="dxa" w:w="1519"/>
+            <w:vAlign w:val="center"/>
           </w:tcPr>
           <w:p>
             <w:pPr>
-              <w:spacing w:line="240" w:lineRule="auto" w:before="0" w:after="0"/>
-              <w:jc w:val="right"/>
+              <w:spacing w:lineRule="auto" w:line="276" w:before="0" w:after="0"/>
+              <w:jc w:val="left"/>
             </w:pPr>
             <w:r/>
             <w:r>
@@ -1752,12 +1966,13 @@
         </w:tc>
         <w:tc>
           <w:tcPr>
-            <w:tcW w:type="dxa" w:w="1117"/>
+            <w:tcW w:type="dxa" w:w="1519"/>
+            <w:vAlign w:val="center"/>
           </w:tcPr>
           <w:p>
             <w:pPr>
-              <w:spacing w:line="240" w:lineRule="auto" w:before="0" w:after="0"/>
-              <w:jc w:val="right"/>
+              <w:spacing w:lineRule="auto" w:line="276" w:before="0" w:after="0"/>
+              <w:jc w:val="left"/>
             </w:pPr>
             <w:r/>
             <w:r>
@@ -1772,12 +1987,13 @@
         </w:tc>
         <w:tc>
           <w:tcPr>
-            <w:tcW w:type="dxa" w:w="1117"/>
+            <w:tcW w:type="dxa" w:w="1519"/>
+            <w:vAlign w:val="center"/>
           </w:tcPr>
           <w:p>
             <w:pPr>
-              <w:spacing w:line="240" w:lineRule="auto" w:before="0" w:after="0"/>
-              <w:jc w:val="right"/>
+              <w:spacing w:lineRule="auto" w:line="276" w:before="0" w:after="0"/>
+              <w:jc w:val="left"/>
             </w:pPr>
             <w:r/>
             <w:r>
@@ -1792,13 +2008,18 @@
         </w:tc>
       </w:tr>
       <w:tr>
+        <w:trPr>
+          <w:cantSplit/>
+          <w:trHeight w:val="227" w:hRule="atLeast"/>
+        </w:trPr>
         <w:tc>
           <w:tcPr>
-            <w:tcW w:type="dxa" w:w="3742"/>
+            <w:tcW w:type="dxa" w:w="3747"/>
+            <w:vAlign w:val="center"/>
           </w:tcPr>
           <w:p>
             <w:pPr>
-              <w:spacing w:line="240" w:lineRule="auto" w:before="0" w:after="0"/>
+              <w:spacing w:lineRule="auto" w:line="276" w:before="0" w:after="0"/>
               <w:jc w:val="left"/>
             </w:pPr>
             <w:r/>
@@ -1814,12 +2035,13 @@
         </w:tc>
         <w:tc>
           <w:tcPr>
-            <w:tcW w:type="dxa" w:w="1117"/>
+            <w:tcW w:type="dxa" w:w="1519"/>
+            <w:vAlign w:val="center"/>
           </w:tcPr>
           <w:p>
             <w:pPr>
-              <w:spacing w:line="240" w:lineRule="auto" w:before="0" w:after="0"/>
-              <w:jc w:val="right"/>
+              <w:spacing w:lineRule="auto" w:line="276" w:before="0" w:after="0"/>
+              <w:jc w:val="left"/>
             </w:pPr>
             <w:r/>
             <w:r>
@@ -1834,12 +2056,13 @@
         </w:tc>
         <w:tc>
           <w:tcPr>
-            <w:tcW w:type="dxa" w:w="1117"/>
+            <w:tcW w:type="dxa" w:w="1519"/>
+            <w:vAlign w:val="center"/>
           </w:tcPr>
           <w:p>
             <w:pPr>
-              <w:spacing w:line="240" w:lineRule="auto" w:before="0" w:after="0"/>
-              <w:jc w:val="right"/>
+              <w:spacing w:lineRule="auto" w:line="276" w:before="0" w:after="0"/>
+              <w:jc w:val="left"/>
             </w:pPr>
             <w:r/>
             <w:r>
@@ -1854,12 +2077,13 @@
         </w:tc>
         <w:tc>
           <w:tcPr>
-            <w:tcW w:type="dxa" w:w="1117"/>
+            <w:tcW w:type="dxa" w:w="1519"/>
+            <w:vAlign w:val="center"/>
           </w:tcPr>
           <w:p>
             <w:pPr>
-              <w:spacing w:line="240" w:lineRule="auto" w:before="0" w:after="0"/>
-              <w:jc w:val="right"/>
+              <w:spacing w:lineRule="auto" w:line="276" w:before="0" w:after="0"/>
+              <w:jc w:val="left"/>
             </w:pPr>
             <w:r/>
             <w:r>
@@ -1874,6 +2098,12 @@
         </w:tc>
       </w:tr>
     </w:tbl>
+    <w:p>
+      <w:pPr>
+        <w:spacing w:lineRule="auto" w:line="276" w:before="0" w:after="0"/>
+        <w:ind w:firstLineChars="200" w:firstLine="420"/>
+      </w:pPr>
+    </w:p>
     <w:p>
       <w:pPr>
         <w:spacing w:lineRule="auto" w:line="276" w:before="0" w:after="0"/>
@@ -1895,6 +2125,12 @@
         </w:rPr>
         <w:t>{{负债总额与资产负债率 → 全部债务及长短债结构 → 有息债务融资构成 → 利息保障与经营获现 → 非受限货币资金/短债 → 授信与未使用额度 → 或有事项}}</w:t>
       </w:r>
+    </w:p>
+    <w:p>
+      <w:pPr>
+        <w:spacing w:lineRule="auto" w:line="276" w:before="0" w:after="0"/>
+        <w:ind w:firstLineChars="200" w:firstLine="420"/>
+      </w:pPr>
     </w:p>
     <w:sectPr>
       <w:pgSz w:w="11906" w:h="16838"/>

--- a/01_模板/内评简评报告通用模板_v1.1.docx
+++ b/01_模板/内评简评报告通用模板_v1.1.docx
@@ -221,6 +221,7 @@
     </w:p>
     <w:p>
       <w:pPr>
+        <w:keepNext/>
         <w:spacing w:lineRule="auto" w:line="276" w:before="0" w:after="0"/>
         <w:jc w:val="right"/>
       </w:pPr>
@@ -265,6 +266,7 @@
         <w:trPr>
           <w:cantSplit/>
           <w:trHeight w:val="227" w:hRule="atLeast"/>
+          <w:tblHeader/>
         </w:trPr>
         <w:tc>
           <w:tcPr>
@@ -692,6 +694,7 @@
     </w:p>
     <w:p>
       <w:pPr>
+        <w:keepNext/>
         <w:spacing w:lineRule="auto" w:line="276" w:before="0" w:after="0"/>
         <w:jc w:val="center"/>
         <w:ind w:firstLineChars="200" w:firstLine="420"/>
@@ -707,6 +710,7 @@
     </w:p>
     <w:p>
       <w:pPr>
+        <w:keepNext/>
         <w:spacing w:lineRule="auto" w:line="276" w:before="0" w:after="0"/>
         <w:jc w:val="right"/>
       </w:pPr>
@@ -742,19 +746,20 @@
         <w:tblLook w:firstColumn="1" w:firstRow="1" w:lastColumn="0" w:lastRow="0" w:noHBand="0" w:noVBand="1" w:val="04A0"/>
       </w:tblPr>
       <w:tblGrid>
-        <w:gridCol w:w="3747"/>
-        <w:gridCol w:w="1519"/>
-        <w:gridCol w:w="1519"/>
-        <w:gridCol w:w="1519"/>
+        <w:gridCol w:w="3657"/>
+        <w:gridCol w:w="1996"/>
+        <w:gridCol w:w="1327"/>
+        <w:gridCol w:w="1327"/>
       </w:tblGrid>
       <w:tr>
         <w:trPr>
           <w:cantSplit/>
           <w:trHeight w:val="227" w:hRule="atLeast"/>
+          <w:tblHeader/>
         </w:trPr>
         <w:tc>
           <w:tcPr>
-            <w:tcW w:type="dxa" w:w="3747"/>
+            <w:tcW w:type="dxa" w:w="3657"/>
             <w:vAlign w:val="center"/>
           </w:tcPr>
           <w:p>
@@ -775,7 +780,7 @@
         </w:tc>
         <w:tc>
           <w:tcPr>
-            <w:tcW w:type="dxa" w:w="1519"/>
+            <w:tcW w:type="dxa" w:w="1996"/>
             <w:vAlign w:val="center"/>
           </w:tcPr>
           <w:p>
@@ -796,7 +801,7 @@
         </w:tc>
         <w:tc>
           <w:tcPr>
-            <w:tcW w:type="dxa" w:w="1519"/>
+            <w:tcW w:type="dxa" w:w="1327"/>
             <w:vAlign w:val="center"/>
           </w:tcPr>
           <w:p>
@@ -817,7 +822,7 @@
         </w:tc>
         <w:tc>
           <w:tcPr>
-            <w:tcW w:type="dxa" w:w="1519"/>
+            <w:tcW w:type="dxa" w:w="1327"/>
             <w:vAlign w:val="center"/>
           </w:tcPr>
           <w:p>
@@ -844,7 +849,7 @@
         </w:trPr>
         <w:tc>
           <w:tcPr>
-            <w:tcW w:type="dxa" w:w="3747"/>
+            <w:tcW w:type="dxa" w:w="3657"/>
             <w:vAlign w:val="center"/>
           </w:tcPr>
           <w:p>
@@ -865,7 +870,7 @@
         </w:tc>
         <w:tc>
           <w:tcPr>
-            <w:tcW w:type="dxa" w:w="1519"/>
+            <w:tcW w:type="dxa" w:w="1996"/>
             <w:vAlign w:val="center"/>
           </w:tcPr>
           <w:p>
@@ -886,7 +891,7 @@
         </w:tc>
         <w:tc>
           <w:tcPr>
-            <w:tcW w:type="dxa" w:w="1519"/>
+            <w:tcW w:type="dxa" w:w="1327"/>
             <w:vAlign w:val="center"/>
           </w:tcPr>
           <w:p>
@@ -907,7 +912,7 @@
         </w:tc>
         <w:tc>
           <w:tcPr>
-            <w:tcW w:type="dxa" w:w="1519"/>
+            <w:tcW w:type="dxa" w:w="1327"/>
             <w:vAlign w:val="center"/>
           </w:tcPr>
           <w:p>
@@ -934,7 +939,7 @@
         </w:trPr>
         <w:tc>
           <w:tcPr>
-            <w:tcW w:type="dxa" w:w="3747"/>
+            <w:tcW w:type="dxa" w:w="3657"/>
             <w:vAlign w:val="center"/>
           </w:tcPr>
           <w:p>
@@ -955,7 +960,7 @@
         </w:tc>
         <w:tc>
           <w:tcPr>
-            <w:tcW w:type="dxa" w:w="1519"/>
+            <w:tcW w:type="dxa" w:w="1996"/>
             <w:vAlign w:val="center"/>
           </w:tcPr>
           <w:p>
@@ -976,7 +981,7 @@
         </w:tc>
         <w:tc>
           <w:tcPr>
-            <w:tcW w:type="dxa" w:w="1519"/>
+            <w:tcW w:type="dxa" w:w="1327"/>
             <w:vAlign w:val="center"/>
           </w:tcPr>
           <w:p>
@@ -997,7 +1002,7 @@
         </w:tc>
         <w:tc>
           <w:tcPr>
-            <w:tcW w:type="dxa" w:w="1519"/>
+            <w:tcW w:type="dxa" w:w="1327"/>
             <w:vAlign w:val="center"/>
           </w:tcPr>
           <w:p>
@@ -1024,7 +1029,7 @@
         </w:trPr>
         <w:tc>
           <w:tcPr>
-            <w:tcW w:type="dxa" w:w="3747"/>
+            <w:tcW w:type="dxa" w:w="3657"/>
             <w:vAlign w:val="center"/>
           </w:tcPr>
           <w:p>
@@ -1045,7 +1050,7 @@
         </w:tc>
         <w:tc>
           <w:tcPr>
-            <w:tcW w:type="dxa" w:w="1519"/>
+            <w:tcW w:type="dxa" w:w="1996"/>
             <w:vAlign w:val="center"/>
           </w:tcPr>
           <w:p>
@@ -1066,7 +1071,7 @@
         </w:tc>
         <w:tc>
           <w:tcPr>
-            <w:tcW w:type="dxa" w:w="1519"/>
+            <w:tcW w:type="dxa" w:w="1327"/>
             <w:vAlign w:val="center"/>
           </w:tcPr>
           <w:p>
@@ -1087,7 +1092,7 @@
         </w:tc>
         <w:tc>
           <w:tcPr>
-            <w:tcW w:type="dxa" w:w="1519"/>
+            <w:tcW w:type="dxa" w:w="1327"/>
             <w:vAlign w:val="center"/>
           </w:tcPr>
           <w:p>
@@ -1114,7 +1119,7 @@
         </w:trPr>
         <w:tc>
           <w:tcPr>
-            <w:tcW w:type="dxa" w:w="3747"/>
+            <w:tcW w:type="dxa" w:w="3657"/>
             <w:vAlign w:val="center"/>
           </w:tcPr>
           <w:p>
@@ -1135,7 +1140,7 @@
         </w:tc>
         <w:tc>
           <w:tcPr>
-            <w:tcW w:type="dxa" w:w="1519"/>
+            <w:tcW w:type="dxa" w:w="1996"/>
             <w:vAlign w:val="center"/>
           </w:tcPr>
           <w:p>
@@ -1156,7 +1161,7 @@
         </w:tc>
         <w:tc>
           <w:tcPr>
-            <w:tcW w:type="dxa" w:w="1519"/>
+            <w:tcW w:type="dxa" w:w="1327"/>
             <w:vAlign w:val="center"/>
           </w:tcPr>
           <w:p>
@@ -1177,7 +1182,7 @@
         </w:tc>
         <w:tc>
           <w:tcPr>
-            <w:tcW w:type="dxa" w:w="1519"/>
+            <w:tcW w:type="dxa" w:w="1327"/>
             <w:vAlign w:val="center"/>
           </w:tcPr>
           <w:p>
@@ -1204,7 +1209,7 @@
         </w:trPr>
         <w:tc>
           <w:tcPr>
-            <w:tcW w:type="dxa" w:w="3747"/>
+            <w:tcW w:type="dxa" w:w="3657"/>
             <w:vAlign w:val="center"/>
           </w:tcPr>
           <w:p>
@@ -1225,7 +1230,7 @@
         </w:tc>
         <w:tc>
           <w:tcPr>
-            <w:tcW w:type="dxa" w:w="1519"/>
+            <w:tcW w:type="dxa" w:w="1996"/>
             <w:vAlign w:val="center"/>
           </w:tcPr>
           <w:p>
@@ -1246,7 +1251,7 @@
         </w:tc>
         <w:tc>
           <w:tcPr>
-            <w:tcW w:type="dxa" w:w="1519"/>
+            <w:tcW w:type="dxa" w:w="1327"/>
             <w:vAlign w:val="center"/>
           </w:tcPr>
           <w:p>
@@ -1267,7 +1272,7 @@
         </w:tc>
         <w:tc>
           <w:tcPr>
-            <w:tcW w:type="dxa" w:w="1519"/>
+            <w:tcW w:type="dxa" w:w="1327"/>
             <w:vAlign w:val="center"/>
           </w:tcPr>
           <w:p>
@@ -1294,7 +1299,7 @@
         </w:trPr>
         <w:tc>
           <w:tcPr>
-            <w:tcW w:type="dxa" w:w="3747"/>
+            <w:tcW w:type="dxa" w:w="3657"/>
             <w:vAlign w:val="center"/>
           </w:tcPr>
           <w:p>
@@ -1315,7 +1320,7 @@
         </w:tc>
         <w:tc>
           <w:tcPr>
-            <w:tcW w:type="dxa" w:w="1519"/>
+            <w:tcW w:type="dxa" w:w="1996"/>
             <w:vAlign w:val="center"/>
           </w:tcPr>
           <w:p>
@@ -1336,7 +1341,7 @@
         </w:tc>
         <w:tc>
           <w:tcPr>
-            <w:tcW w:type="dxa" w:w="1519"/>
+            <w:tcW w:type="dxa" w:w="1327"/>
             <w:vAlign w:val="center"/>
           </w:tcPr>
           <w:p>
@@ -1357,7 +1362,7 @@
         </w:tc>
         <w:tc>
           <w:tcPr>
-            <w:tcW w:type="dxa" w:w="1519"/>
+            <w:tcW w:type="dxa" w:w="1327"/>
             <w:vAlign w:val="center"/>
           </w:tcPr>
           <w:p>
@@ -1384,7 +1389,7 @@
         </w:trPr>
         <w:tc>
           <w:tcPr>
-            <w:tcW w:type="dxa" w:w="3747"/>
+            <w:tcW w:type="dxa" w:w="3657"/>
             <w:vAlign w:val="center"/>
           </w:tcPr>
           <w:p>
@@ -1405,7 +1410,7 @@
         </w:tc>
         <w:tc>
           <w:tcPr>
-            <w:tcW w:type="dxa" w:w="1519"/>
+            <w:tcW w:type="dxa" w:w="1996"/>
             <w:vAlign w:val="center"/>
           </w:tcPr>
           <w:p>
@@ -1426,7 +1431,7 @@
         </w:tc>
         <w:tc>
           <w:tcPr>
-            <w:tcW w:type="dxa" w:w="1519"/>
+            <w:tcW w:type="dxa" w:w="1327"/>
             <w:vAlign w:val="center"/>
           </w:tcPr>
           <w:p>
@@ -1447,7 +1452,7 @@
         </w:tc>
         <w:tc>
           <w:tcPr>
-            <w:tcW w:type="dxa" w:w="1519"/>
+            <w:tcW w:type="dxa" w:w="1327"/>
             <w:vAlign w:val="center"/>
           </w:tcPr>
           <w:p>
@@ -1474,7 +1479,7 @@
         </w:trPr>
         <w:tc>
           <w:tcPr>
-            <w:tcW w:type="dxa" w:w="3747"/>
+            <w:tcW w:type="dxa" w:w="3657"/>
             <w:vAlign w:val="center"/>
           </w:tcPr>
           <w:p>
@@ -1495,7 +1500,7 @@
         </w:tc>
         <w:tc>
           <w:tcPr>
-            <w:tcW w:type="dxa" w:w="1519"/>
+            <w:tcW w:type="dxa" w:w="1996"/>
             <w:vAlign w:val="center"/>
           </w:tcPr>
           <w:p>
@@ -1516,7 +1521,7 @@
         </w:tc>
         <w:tc>
           <w:tcPr>
-            <w:tcW w:type="dxa" w:w="1519"/>
+            <w:tcW w:type="dxa" w:w="1327"/>
             <w:vAlign w:val="center"/>
           </w:tcPr>
           <w:p>
@@ -1537,7 +1542,7 @@
         </w:tc>
         <w:tc>
           <w:tcPr>
-            <w:tcW w:type="dxa" w:w="1519"/>
+            <w:tcW w:type="dxa" w:w="1327"/>
             <w:vAlign w:val="center"/>
           </w:tcPr>
           <w:p>
@@ -1564,7 +1569,7 @@
         </w:trPr>
         <w:tc>
           <w:tcPr>
-            <w:tcW w:type="dxa" w:w="3747"/>
+            <w:tcW w:type="dxa" w:w="3657"/>
             <w:vAlign w:val="center"/>
           </w:tcPr>
           <w:p>
@@ -1585,7 +1590,7 @@
         </w:tc>
         <w:tc>
           <w:tcPr>
-            <w:tcW w:type="dxa" w:w="1519"/>
+            <w:tcW w:type="dxa" w:w="1996"/>
             <w:vAlign w:val="center"/>
           </w:tcPr>
           <w:p>
@@ -1606,7 +1611,7 @@
         </w:tc>
         <w:tc>
           <w:tcPr>
-            <w:tcW w:type="dxa" w:w="1519"/>
+            <w:tcW w:type="dxa" w:w="1327"/>
             <w:vAlign w:val="center"/>
           </w:tcPr>
           <w:p>
@@ -1627,7 +1632,7 @@
         </w:tc>
         <w:tc>
           <w:tcPr>
-            <w:tcW w:type="dxa" w:w="1519"/>
+            <w:tcW w:type="dxa" w:w="1327"/>
             <w:vAlign w:val="center"/>
           </w:tcPr>
           <w:p>
@@ -1654,7 +1659,7 @@
         </w:trPr>
         <w:tc>
           <w:tcPr>
-            <w:tcW w:type="dxa" w:w="3747"/>
+            <w:tcW w:type="dxa" w:w="3657"/>
             <w:vAlign w:val="center"/>
           </w:tcPr>
           <w:p>
@@ -1675,7 +1680,7 @@
         </w:tc>
         <w:tc>
           <w:tcPr>
-            <w:tcW w:type="dxa" w:w="1519"/>
+            <w:tcW w:type="dxa" w:w="1996"/>
             <w:vAlign w:val="center"/>
           </w:tcPr>
           <w:p>
@@ -1696,7 +1701,7 @@
         </w:tc>
         <w:tc>
           <w:tcPr>
-            <w:tcW w:type="dxa" w:w="1519"/>
+            <w:tcW w:type="dxa" w:w="1327"/>
             <w:vAlign w:val="center"/>
           </w:tcPr>
           <w:p>
@@ -1717,7 +1722,7 @@
         </w:tc>
         <w:tc>
           <w:tcPr>
-            <w:tcW w:type="dxa" w:w="1519"/>
+            <w:tcW w:type="dxa" w:w="1327"/>
             <w:vAlign w:val="center"/>
           </w:tcPr>
           <w:p>
@@ -1744,7 +1749,7 @@
         </w:trPr>
         <w:tc>
           <w:tcPr>
-            <w:tcW w:type="dxa" w:w="3747"/>
+            <w:tcW w:type="dxa" w:w="3657"/>
             <w:vAlign w:val="center"/>
           </w:tcPr>
           <w:p>
@@ -1765,7 +1770,7 @@
         </w:tc>
         <w:tc>
           <w:tcPr>
-            <w:tcW w:type="dxa" w:w="1519"/>
+            <w:tcW w:type="dxa" w:w="1996"/>
             <w:vAlign w:val="center"/>
           </w:tcPr>
           <w:p>
@@ -1786,7 +1791,7 @@
         </w:tc>
         <w:tc>
           <w:tcPr>
-            <w:tcW w:type="dxa" w:w="1519"/>
+            <w:tcW w:type="dxa" w:w="1327"/>
             <w:vAlign w:val="center"/>
           </w:tcPr>
           <w:p>
@@ -1807,7 +1812,7 @@
         </w:tc>
         <w:tc>
           <w:tcPr>
-            <w:tcW w:type="dxa" w:w="1519"/>
+            <w:tcW w:type="dxa" w:w="1327"/>
             <w:vAlign w:val="center"/>
           </w:tcPr>
           <w:p>
@@ -1834,7 +1839,7 @@
         </w:trPr>
         <w:tc>
           <w:tcPr>
-            <w:tcW w:type="dxa" w:w="3747"/>
+            <w:tcW w:type="dxa" w:w="3657"/>
             <w:vAlign w:val="center"/>
           </w:tcPr>
           <w:p>
@@ -1855,7 +1860,7 @@
         </w:tc>
         <w:tc>
           <w:tcPr>
-            <w:tcW w:type="dxa" w:w="1519"/>
+            <w:tcW w:type="dxa" w:w="1996"/>
             <w:vAlign w:val="center"/>
           </w:tcPr>
           <w:p>
@@ -1876,7 +1881,7 @@
         </w:tc>
         <w:tc>
           <w:tcPr>
-            <w:tcW w:type="dxa" w:w="1519"/>
+            <w:tcW w:type="dxa" w:w="1327"/>
             <w:vAlign w:val="center"/>
           </w:tcPr>
           <w:p>
@@ -1897,7 +1902,7 @@
         </w:tc>
         <w:tc>
           <w:tcPr>
-            <w:tcW w:type="dxa" w:w="1519"/>
+            <w:tcW w:type="dxa" w:w="1327"/>
             <w:vAlign w:val="center"/>
           </w:tcPr>
           <w:p>
@@ -1924,7 +1929,7 @@
         </w:trPr>
         <w:tc>
           <w:tcPr>
-            <w:tcW w:type="dxa" w:w="3747"/>
+            <w:tcW w:type="dxa" w:w="3657"/>
             <w:vAlign w:val="center"/>
           </w:tcPr>
           <w:p>
@@ -1945,7 +1950,7 @@
         </w:tc>
         <w:tc>
           <w:tcPr>
-            <w:tcW w:type="dxa" w:w="1519"/>
+            <w:tcW w:type="dxa" w:w="1996"/>
             <w:vAlign w:val="center"/>
           </w:tcPr>
           <w:p>
@@ -1966,7 +1971,7 @@
         </w:tc>
         <w:tc>
           <w:tcPr>
-            <w:tcW w:type="dxa" w:w="1519"/>
+            <w:tcW w:type="dxa" w:w="1327"/>
             <w:vAlign w:val="center"/>
           </w:tcPr>
           <w:p>
@@ -1987,7 +1992,7 @@
         </w:tc>
         <w:tc>
           <w:tcPr>
-            <w:tcW w:type="dxa" w:w="1519"/>
+            <w:tcW w:type="dxa" w:w="1327"/>
             <w:vAlign w:val="center"/>
           </w:tcPr>
           <w:p>
@@ -2014,7 +2019,7 @@
         </w:trPr>
         <w:tc>
           <w:tcPr>
-            <w:tcW w:type="dxa" w:w="3747"/>
+            <w:tcW w:type="dxa" w:w="3657"/>
             <w:vAlign w:val="center"/>
           </w:tcPr>
           <w:p>
@@ -2035,7 +2040,7 @@
         </w:tc>
         <w:tc>
           <w:tcPr>
-            <w:tcW w:type="dxa" w:w="1519"/>
+            <w:tcW w:type="dxa" w:w="1996"/>
             <w:vAlign w:val="center"/>
           </w:tcPr>
           <w:p>
@@ -2056,7 +2061,7 @@
         </w:tc>
         <w:tc>
           <w:tcPr>
-            <w:tcW w:type="dxa" w:w="1519"/>
+            <w:tcW w:type="dxa" w:w="1327"/>
             <w:vAlign w:val="center"/>
           </w:tcPr>
           <w:p>
@@ -2077,7 +2082,7 @@
         </w:tc>
         <w:tc>
           <w:tcPr>
-            <w:tcW w:type="dxa" w:w="1519"/>
+            <w:tcW w:type="dxa" w:w="1327"/>
             <w:vAlign w:val="center"/>
           </w:tcPr>
           <w:p>
